--- a/az/wisdom-stories/words-and-silence.docx
+++ b/az/wisdom-stories/words-and-silence.docx
@@ -92,7 +92,7 @@
         <w:rPr>
           <w:lang/>
         </w:rPr>
-        <w:t>Ürəkdən gələn, düşünülərək deyilən söz insana dayaq olar. Düşünmədən deyilən söz isə qəlbdə uzun müddət sağalmayan iz qoya bilər.</w:t>
+        <w:t>Ürəkdən gələn, düşünülərək deyilən söz insana dayaq olar. Düşünmədən deyilən söz isə qəlbdə uzun müddət sağalmayan yara aça bilər.</w:t>
       </w:r>
     </w:p>
     <w:p>
